--- a/DOCS_DA_CONVERTIRE/graziaxx_fr.docx
+++ b/DOCS_DA_CONVERTIRE/graziaxx_fr.docx
@@ -139,27 +139,156 @@
         </w:drawing>
       </w:r>
       <w:bookmarkStart w:id="0" w:name="_Hlk215135560"/>
+      <w:bookmarkStart w:id="1" w:name="_Hlk216430957"/>
       <w:r>
         <w:br/>
       </w:r>
-      <w:r>
-        <w:t>[</w:t>
-      </w:r>
-      <w:proofErr w:type="spellStart"/>
-      <w:r>
-        <w:t>SPLIT_BLOCK:lapide_votiva.jpg</w:t>
-      </w:r>
-      <w:proofErr w:type="spellEnd"/>
-      <w:r>
-        <w:t>]</w:t>
-      </w:r>
       <w:bookmarkEnd w:id="0"/>
-    </w:p>
-    <w:p>
-      <w:pPr>
-        <w:rPr>
-          <w:b/>
-          <w:bCs/>
+      <w:r>
+        <w:t>[SPLIT_BLOCK:lapide_votiva.jpg]</w:t>
+      </w:r>
+    </w:p>
+    <w:bookmarkEnd w:id="1"/>
+    <w:p>
+      <w:pPr>
+        <w:rPr>
+          <w:b/>
+          <w:bCs/>
+        </w:rPr>
+      </w:pPr>
+      <w:r>
+        <w:rPr>
+          <w:b/>
+          <w:bCs/>
+        </w:rPr>
+        <w:br w:type="page"/>
+      </w:r>
+    </w:p>
+    <w:p>
+      <w:pPr>
+        <w:rPr>
+          <w:b/>
+          <w:bCs/>
+        </w:rPr>
+      </w:pPr>
+      <w:r>
+        <w:rPr>
+          <w:b/>
+          <w:bCs/>
+        </w:rPr>
+        <w:lastRenderedPageBreak/>
+        <w:t>Anecdotes et curiosités</w:t>
+      </w:r>
+    </w:p>
+    <w:p>
+      <w:pPr>
+        <w:numPr>
+          <w:ilvl w:val="0"/>
+          <w:numId w:val="3"/>
+        </w:numPr>
+      </w:pPr>
+      <w:r>
+        <w:rPr>
+          <w:b/>
+          <w:bCs/>
+        </w:rPr>
+        <w:t xml:space="preserve">Le Vœu et la Soie de Guido Reni : </w:t>
+      </w:r>
+      <w:r>
+        <w:t xml:space="preserve">Le célèbre </w:t>
+      </w:r>
+      <w:r>
+        <w:rPr>
+          <w:i/>
+          <w:iCs/>
+        </w:rPr>
+        <w:t xml:space="preserve">Retable de la Peste </w:t>
+      </w:r>
+      <w:r>
+        <w:t xml:space="preserve">, peint par Guido Reni en 1630 à la demande du Sénat bolonais pour remercier la Vierge Marie de la fin de l'épidémie, fut réalisé selon une technique tout à fait inhabituelle : non pas sur du lin ou du bois ordinaires, mais sur </w:t>
+      </w:r>
+      <w:r>
+        <w:rPr>
+          <w:b/>
+          <w:bCs/>
+        </w:rPr>
+        <w:t xml:space="preserve">de la soie pure </w:t>
+      </w:r>
+      <w:r>
+        <w:t>. L'artiste dut travailler rapidement alors que la ville était encore sous le choc de la peste, créant un chef-d'œuvre léger et portable, destiné à être porté lors de processions solennelles.</w:t>
+      </w:r>
+    </w:p>
+    <w:p>
+      <w:pPr>
+        <w:numPr>
+          <w:ilvl w:val="0"/>
+          <w:numId w:val="3"/>
+        </w:numPr>
+      </w:pPr>
+      <w:r>
+        <w:rPr>
+          <w:b/>
+          <w:bCs/>
+        </w:rPr>
+        <w:t xml:space="preserve">La « Fissure » et les portes de Bernardino Spada : </w:t>
+      </w:r>
+      <w:r>
+        <w:t>Afin d'empêcher les lansquenets ou les voyageurs infectés d'introduire la maladie à Bologne, le cardinal légat Bernardino Spada prit des mesures drastiques aux entrées de la ville. Presque toutes les portes furent murées ou verrouillées, seules quelques-unes restant ouvertes, et équipées de doubles grilles et de plaques de fer (« rastrelli ») : marchandises et courrier ne pouvaient passer que par ces ouvertures après avoir été désinfectés au vinaigre et aux vapeurs de soufre.</w:t>
+      </w:r>
+    </w:p>
+    <w:p>
+      <w:pPr>
+        <w:numPr>
+          <w:ilvl w:val="0"/>
+          <w:numId w:val="3"/>
+        </w:numPr>
+      </w:pPr>
+      <w:r>
+        <w:rPr>
+          <w:b/>
+          <w:bCs/>
+        </w:rPr>
+        <w:t xml:space="preserve">Pietro Moratti et la Chronique du Lazzaretto : </w:t>
+      </w:r>
+      <w:r>
+        <w:t xml:space="preserve">Le médecin et commissaire Pietro Moratti a laissé un récit détaillé de l’urgence ( </w:t>
+      </w:r>
+      <w:r>
+        <w:rPr>
+          <w:i/>
+          <w:iCs/>
+        </w:rPr>
+        <w:t xml:space="preserve">Compte rendu des ordres et des dispositions prises lors de la prise de la Chronique du Lazzaretto). Lazaretti ... </w:t>
+      </w:r>
+      <w:r>
+        <w:t>). Dans ses mémoires, il décrit l'immense effort des frères camilliens (les frères à la croix rouge sur la poitrine), qui se déplaçaient parmi les baraques du lazaret à l'extérieur de Porta Santo Stefano, apportant du réconfort aux victimes de la peste, défiant la contagion avec des vêtements imprégnés de cires et d'épices parfumées pour atténuer les miasmes de la maladie.</w:t>
+      </w:r>
+    </w:p>
+    <w:p>
+      <w:pPr>
+        <w:numPr>
+          <w:ilvl w:val="0"/>
+          <w:numId w:val="3"/>
+        </w:numPr>
+      </w:pPr>
+      <w:r>
+        <w:rPr>
+          <w:b/>
+          <w:bCs/>
+        </w:rPr>
+        <w:t xml:space="preserve">« Parfums » contre l’air infecté : </w:t>
+      </w:r>
+      <w:r>
+        <w:t>À l’époque, on croyait que la peste se propageait par les mauvaises odeurs et les « miasmes » présents dans l’air. Durant les mois de contagion, l’ Assunteria di Sanità ordonna aux citoyens de brûler du genévrier, du romarin, du laurier et des résines aromatiques dans leurs maisons et le long des rues. Tout au long de l’été 1630, les rues du centre de Bologne furent constamment enveloppées d’un épais nuage parfumé de fumées à la fois dévotionnelles et purificatrices.</w:t>
+      </w:r>
+    </w:p>
+    <w:p/>
+    <w:p>
+      <w:pPr>
+        <w:rPr>
+          <w:b/>
+          <w:bCs/>
+          <w:u w:val="single"/>
         </w:rPr>
       </w:pPr>
       <w:r>
@@ -197,40 +326,7 @@
           <w:b/>
           <w:bCs/>
         </w:rPr>
-        <w:lastRenderedPageBreak/>
-        <w:t xml:space="preserve">Proclamations et décrets de l' </w:t>
-      </w:r>
-      <w:proofErr w:type="spellStart"/>
-      <w:r>
-        <w:rPr>
-          <w:b/>
-          <w:bCs/>
-        </w:rPr>
-        <w:t>Assunteria</w:t>
-      </w:r>
-      <w:proofErr w:type="spellEnd"/>
-      <w:r>
-        <w:rPr>
-          <w:b/>
-          <w:bCs/>
-        </w:rPr>
-        <w:t xml:space="preserve"> di </w:t>
-      </w:r>
-      <w:proofErr w:type="spellStart"/>
-      <w:r>
-        <w:rPr>
-          <w:b/>
-          <w:bCs/>
-        </w:rPr>
-        <w:t>Sanità</w:t>
-      </w:r>
-      <w:proofErr w:type="spellEnd"/>
-      <w:r>
-        <w:rPr>
-          <w:b/>
-          <w:bCs/>
-        </w:rPr>
-        <w:t xml:space="preserve"> et du Sénat bolonais </w:t>
+        <w:t xml:space="preserve">Proclamations et décrets de l' Assunteria di Sanità et du Sénat bolonais </w:t>
       </w:r>
       <w:r>
         <w:t xml:space="preserve">(à partir de 1628, concernant la gestion de la contagion, les mesures adoptées et l'organisation des services). La plupart de ces documents sont conservés aux </w:t>
@@ -258,6 +354,7 @@
           <w:b/>
           <w:bCs/>
         </w:rPr>
+        <w:lastRenderedPageBreak/>
         <w:t xml:space="preserve">Registres des décès et des inhumations </w:t>
       </w:r>
       <w:r>
@@ -314,23 +411,7 @@
           <w:i/>
           <w:iCs/>
         </w:rPr>
-        <w:t xml:space="preserve">Compte rendu des ordres et des dispositions pris dans le </w:t>
-      </w:r>
-      <w:proofErr w:type="spellStart"/>
-      <w:r>
-        <w:rPr>
-          <w:i/>
-          <w:iCs/>
-        </w:rPr>
-        <w:t>Lazaretti</w:t>
-      </w:r>
-      <w:proofErr w:type="spellEnd"/>
-      <w:r>
-        <w:rPr>
-          <w:i/>
-          <w:iCs/>
-        </w:rPr>
-        <w:t xml:space="preserve"> à Bologne et dans son comté au moment de la contagion de l'année 1630 </w:t>
+        <w:t xml:space="preserve">Compte rendu des ordres et des dispositions pris dans le Lazaretti à Bologne et dans son comté au moment de la contagion de l'année 1630 </w:t>
       </w:r>
       <w:r>
         <w:t>).</w:t>
@@ -563,11 +644,235 @@
         <w:t>(qui, bien que n'étant pas une source historique primaire pour Bologne, témoigne du contexte général de l'épidémie de 1630 dans le nord de l'Italie),</w:t>
       </w:r>
     </w:p>
-    <w:p>
-      <w:r>
-        <w:t>Source : « Archives de</w:t>
-      </w:r>
-    </w:p>
+    <w:p/>
+    <w:p/>
+    <w:p>
+      <w:r>
+        <w:rPr>
+          <w:rFonts w:ascii="Arial" w:hAnsi="Arial"/>
+          <w:b/>
+          <w:color w:val="1A365D"/>
+          <w:sz w:val="26"/>
+        </w:rPr>
+        <w:t>Tabella delle Fonti e Certificazione</w:t>
+      </w:r>
+    </w:p>
+    <w:tbl>
+      <w:tblPr>
+        <w:tblW w:w="0" w:type="auto"/>
+        <w:jc w:val="center"/>
+        <w:tblLook w:val="04A0" w:firstRow="1" w:lastRow="0" w:firstColumn="1" w:lastColumn="0" w:noHBand="0" w:noVBand="1"/>
+      </w:tblPr>
+      <w:tblGrid>
+        <w:gridCol w:w="4819"/>
+        <w:gridCol w:w="4819"/>
+      </w:tblGrid>
+      <w:tr>
+        <w:trPr>
+          <w:jc w:val="center"/>
+        </w:trPr>
+        <w:tc>
+          <w:tcPr>
+            <w:tcW w:w="4819" w:type="dxa"/>
+            <w:shd w:val="clear" w:color="auto" w:fill="1A365D"/>
+          </w:tcPr>
+          <w:p>
+            <w:r>
+              <w:rPr>
+                <w:rFonts w:ascii="Arial" w:hAnsi="Arial"/>
+                <w:b/>
+                <w:color w:val="FFFFFF"/>
+                <w:sz w:val="20"/>
+              </w:rPr>
+              <w:t>Affermazione del testo</w:t>
+            </w:r>
+          </w:p>
+        </w:tc>
+        <w:tc>
+          <w:tcPr>
+            <w:tcW w:w="4819" w:type="dxa"/>
+            <w:shd w:val="clear" w:color="auto" w:fill="1A365D"/>
+          </w:tcPr>
+          <w:p>
+            <w:r>
+              <w:rPr>
+                <w:rFonts w:ascii="Arial" w:hAnsi="Arial"/>
+                <w:b/>
+                <w:color w:val="FFFFFF"/>
+                <w:sz w:val="20"/>
+              </w:rPr>
+              <w:t>Fonte Certificata</w:t>
+            </w:r>
+          </w:p>
+        </w:tc>
+      </w:tr>
+      <w:tr>
+        <w:trPr>
+          <w:jc w:val="center"/>
+        </w:trPr>
+        <w:tc>
+          <w:tcPr>
+            <w:tcW w:w="4819" w:type="dxa"/>
+          </w:tcPr>
+          <w:p>
+            <w:r>
+              <w:rPr>
+                <w:rFonts w:ascii="Arial" w:hAnsi="Arial"/>
+                <w:sz w:val="19"/>
+              </w:rPr>
+              <w:lastRenderedPageBreak/>
+              <w:t>L'épidémie de peste de mai 1630 a été introduite par les mercenaires lansquenets durant la guerre de Succession de Mantoue, provoquant 13 398 morts en ville et environ 16 300 dans la campagne.</w:t>
+            </w:r>
+          </w:p>
+        </w:tc>
+        <w:tc>
+          <w:tcPr>
+            <w:tcW w:w="4819" w:type="dxa"/>
+          </w:tcPr>
+          <w:p>
+            <w:r>
+              <w:rPr>
+                <w:rFonts w:ascii="Arial" w:hAnsi="Arial"/>
+                <w:sz w:val="19"/>
+              </w:rPr>
+              <w:t>Archives d'État de Bologne (Registre des décès) / Études de Démographie Historique (Marco Poli, P.L. Da Gatteo)</w:t>
+            </w:r>
+          </w:p>
+        </w:tc>
+      </w:tr>
+      <w:tr>
+        <w:trPr>
+          <w:jc w:val="center"/>
+        </w:trPr>
+        <w:tc>
+          <w:tcPr>
+            <w:tcW w:w="4819" w:type="dxa"/>
+          </w:tcPr>
+          <w:p>
+            <w:r>
+              <w:rPr>
+                <w:rFonts w:ascii="Arial" w:hAnsi="Arial"/>
+                <w:sz w:val="19"/>
+              </w:rPr>
+              <w:t>La gestion sanitaire de l'urgence a été dirigée par le cardinal légat Bernardino Spada avec l'aide des Camilliens et la création de lazarets à Porta S. Stefano et Castelfranco.</w:t>
+            </w:r>
+          </w:p>
+        </w:tc>
+        <w:tc>
+          <w:tcPr>
+            <w:tcW w:w="4819" w:type="dxa"/>
+          </w:tcPr>
+          <w:p>
+            <w:r>
+              <w:rPr>
+                <w:rFonts w:ascii="Arial" w:hAnsi="Arial"/>
+                <w:sz w:val="19"/>
+              </w:rPr>
+              <w:t>Pietro Moratti, "Racconto degli ordini e provisioni fatte ne' Lazaretti..." (1630) / Décrets de l'Office de Santé</w:t>
+            </w:r>
+          </w:p>
+        </w:tc>
+      </w:tr>
+      <w:tr>
+        <w:trPr>
+          <w:jc w:val="center"/>
+        </w:trPr>
+        <w:tc>
+          <w:tcPr>
+            <w:tcW w:w="4819" w:type="dxa"/>
+          </w:tcPr>
+          <w:p>
+            <w:r>
+              <w:rPr>
+                <w:rFonts w:ascii="Arial" w:hAnsi="Arial"/>
+                <w:sz w:val="19"/>
+              </w:rPr>
+              <w:t>Le cardinal Spada a imposé un isolement strict en murant les portes de la ville et en utilisant des sas à grilles de fer ("rastrelli") pour désinfecter le courrier et les marchandises avec du vinaigre et du soufre.</w:t>
+            </w:r>
+          </w:p>
+        </w:tc>
+        <w:tc>
+          <w:tcPr>
+            <w:tcW w:w="4819" w:type="dxa"/>
+          </w:tcPr>
+          <w:p>
+            <w:r>
+              <w:rPr>
+                <w:rFonts w:ascii="Arial" w:hAnsi="Arial"/>
+                <w:sz w:val="19"/>
+              </w:rPr>
+              <w:t>Édits et Décrets du Sénat Bolonnais (1628-1630) / Archives d'État de Bologne</w:t>
+            </w:r>
+          </w:p>
+        </w:tc>
+      </w:tr>
+      <w:tr>
+        <w:trPr>
+          <w:jc w:val="center"/>
+        </w:trPr>
+        <w:tc>
+          <w:tcPr>
+            <w:tcW w:w="4819" w:type="dxa"/>
+          </w:tcPr>
+          <w:p>
+            <w:r>
+              <w:rPr>
+                <w:rFonts w:ascii="Arial" w:hAnsi="Arial"/>
+                <w:sz w:val="19"/>
+              </w:rPr>
+              <w:t>En 1630, le Sénat a commandé à Guido Reni le Retable de la Peste (peint sur soie pure) pour les processions de grâces, ainsi que le Baldaquin votif de 1634.</w:t>
+            </w:r>
+          </w:p>
+        </w:tc>
+        <w:tc>
+          <w:tcPr>
+            <w:tcW w:w="4819" w:type="dxa"/>
+          </w:tcPr>
+          <w:p>
+            <w:r>
+              <w:rPr>
+                <w:rFonts w:ascii="Arial" w:hAnsi="Arial"/>
+                <w:sz w:val="19"/>
+              </w:rPr>
+              <w:t>Pinacothèque Nationale de Bologne / Témoignages Artistiques / Bologna Online (Bibliothèque Salaborsa)</w:t>
+            </w:r>
+          </w:p>
+        </w:tc>
+      </w:tr>
+      <w:tr>
+        <w:trPr>
+          <w:jc w:val="center"/>
+        </w:trPr>
+        <w:tc>
+          <w:tcPr>
+            <w:tcW w:w="4819" w:type="dxa"/>
+          </w:tcPr>
+          <w:p>
+            <w:r>
+              <w:rPr>
+                <w:rFonts w:ascii="Arial" w:hAnsi="Arial"/>
+                <w:sz w:val="19"/>
+              </w:rPr>
+              <w:t>Pour lutter contre les "miasmes" de l'air vicié, le Bureau de Santé a ordonné la combustion de genièvre, romarin, laurier et résines aromatiques dans les maisons et les rues.</w:t>
+            </w:r>
+          </w:p>
+        </w:tc>
+        <w:tc>
+          <w:tcPr>
+            <w:tcW w:w="4819" w:type="dxa"/>
+          </w:tcPr>
+          <w:p>
+            <w:r>
+              <w:rPr>
+                <w:rFonts w:ascii="Arial" w:hAnsi="Arial"/>
+                <w:sz w:val="19"/>
+              </w:rPr>
+              <w:t>Pietro Moratti (1630) / Documentation Officielle et Administrative du Bureau de Santé</w:t>
+            </w:r>
+          </w:p>
+        </w:tc>
+      </w:tr>
+    </w:tbl>
     <w:p/>
     <w:sectPr>
       <w:pgSz w:w="11906" w:h="16838"/>
@@ -582,6 +887,119 @@
 <file path=word/numbering.xml><?xml version="1.0" encoding="utf-8"?>
 <w:numbering xmlns:wpc="http://schemas.microsoft.com/office/word/2010/wordprocessingCanvas" xmlns:cx="http://schemas.microsoft.com/office/drawing/2014/chartex" xmlns:cx1="http://schemas.microsoft.com/office/drawing/2015/9/8/chartex" xmlns:cx2="http://schemas.microsoft.com/office/drawing/2015/10/21/chartex" xmlns:cx3="http://schemas.microsoft.com/office/drawing/2016/5/9/chartex" xmlns:cx4="http://schemas.microsoft.com/office/drawing/2016/5/10/chartex" xmlns:cx5="http://schemas.microsoft.com/office/drawing/2016/5/11/chartex" xmlns:cx6="http://schemas.microsoft.com/office/drawing/2016/5/12/chartex" xmlns:cx7="http://schemas.microsoft.com/office/drawing/2016/5/13/chartex" xmlns:cx8="http://schemas.microsoft.com/office/drawing/2016/5/14/chartex" xmlns:mc="http://schemas.openxmlformats.org/markup-compatibility/2006" xmlns:aink="http://schemas.microsoft.com/office/drawing/2016/ink" xmlns:am3d="http://schemas.microsoft.com/office/drawing/2017/model3d" xmlns:o="urn:schemas-microsoft-com:office:office" xmlns:oel="http://schemas.microsoft.com/office/2019/extlst" xmlns:r="http://schemas.openxmlformats.org/officeDocument/2006/relationships" xmlns:m="http://schemas.openxmlformats.org/officeDocument/2006/math" xmlns:v="urn:schemas-microsoft-com:vml" xmlns:wp14="http://schemas.microsoft.com/office/word/2010/wordprocessingDrawing" xmlns:wp="http://schemas.openxmlformats.org/drawingml/2006/wordprocessingDrawing" xmlns:w10="urn:schemas-microsoft-com:office:word" xmlns:w="http://schemas.openxmlformats.org/wordprocessingml/2006/main" xmlns:w14="http://schemas.microsoft.com/office/word/2010/wordml" xmlns:w15="http://schemas.microsoft.com/office/word/2012/wordml" xmlns:w16cex="http://schemas.microsoft.com/office/word/2018/wordml/cex" xmlns:w16cid="http://schemas.microsoft.com/office/word/2016/wordml/cid" xmlns:w16="http://schemas.microsoft.com/office/word/2018/wordml" xmlns:w16du="http://schemas.microsoft.com/office/word/2023/wordml/word16du" xmlns:w16sdtdh="http://schemas.microsoft.com/office/word/2020/wordml/sdtdatahash" xmlns:w16sdtfl="http://schemas.microsoft.com/office/word/2024/wordml/sdtformatlock" xmlns:w16se="http://schemas.microsoft.com/office/word/2015/wordml/symex" xmlns:wpg="http://schemas.microsoft.com/office/word/2010/wordprocessingGroup" xmlns:wpi="http://schemas.microsoft.com/office/word/2010/wordprocessingInk" xmlns:wne="http://schemas.microsoft.com/office/word/2006/wordml" xmlns:wps="http://schemas.microsoft.com/office/word/2010/wordprocessingShape" mc:Ignorable="w14 w15 w16se w16cid w16 w16cex w16sdtdh w16sdtfl w16du wp14">
   <w:abstractNum w:abstractNumId="0" w15:restartNumberingAfterBreak="0">
+    <w:nsid w:val="27CB5FB6"/>
+    <w:multiLevelType w:val="multilevel"/>
+    <w:tmpl w:val="08285C2A"/>
+    <w:lvl w:ilvl="0">
+      <w:start w:val="1"/>
+      <w:numFmt w:val="decimal"/>
+      <w:lvlText w:val="%1."/>
+      <w:lvlJc w:val="left"/>
+      <w:pPr>
+        <w:tabs>
+          <w:tab w:val="num" w:pos="720"/>
+        </w:tabs>
+        <w:ind w:left="720" w:hanging="360"/>
+      </w:pPr>
+    </w:lvl>
+    <w:lvl w:ilvl="1" w:tentative="1">
+      <w:start w:val="1"/>
+      <w:numFmt w:val="decimal"/>
+      <w:lvlText w:val="%2."/>
+      <w:lvlJc w:val="left"/>
+      <w:pPr>
+        <w:tabs>
+          <w:tab w:val="num" w:pos="1440"/>
+        </w:tabs>
+        <w:ind w:left="1440" w:hanging="360"/>
+      </w:pPr>
+    </w:lvl>
+    <w:lvl w:ilvl="2" w:tentative="1">
+      <w:start w:val="1"/>
+      <w:numFmt w:val="decimal"/>
+      <w:lvlText w:val="%3."/>
+      <w:lvlJc w:val="left"/>
+      <w:pPr>
+        <w:tabs>
+          <w:tab w:val="num" w:pos="2160"/>
+        </w:tabs>
+        <w:ind w:left="2160" w:hanging="360"/>
+      </w:pPr>
+    </w:lvl>
+    <w:lvl w:ilvl="3" w:tentative="1">
+      <w:start w:val="1"/>
+      <w:numFmt w:val="decimal"/>
+      <w:lvlText w:val="%4."/>
+      <w:lvlJc w:val="left"/>
+      <w:pPr>
+        <w:tabs>
+          <w:tab w:val="num" w:pos="2880"/>
+        </w:tabs>
+        <w:ind w:left="2880" w:hanging="360"/>
+      </w:pPr>
+    </w:lvl>
+    <w:lvl w:ilvl="4" w:tentative="1">
+      <w:start w:val="1"/>
+      <w:numFmt w:val="decimal"/>
+      <w:lvlText w:val="%5."/>
+      <w:lvlJc w:val="left"/>
+      <w:pPr>
+        <w:tabs>
+          <w:tab w:val="num" w:pos="3600"/>
+        </w:tabs>
+        <w:ind w:left="3600" w:hanging="360"/>
+      </w:pPr>
+    </w:lvl>
+    <w:lvl w:ilvl="5" w:tentative="1">
+      <w:start w:val="1"/>
+      <w:numFmt w:val="decimal"/>
+      <w:lvlText w:val="%6."/>
+      <w:lvlJc w:val="left"/>
+      <w:pPr>
+        <w:tabs>
+          <w:tab w:val="num" w:pos="4320"/>
+        </w:tabs>
+        <w:ind w:left="4320" w:hanging="360"/>
+      </w:pPr>
+    </w:lvl>
+    <w:lvl w:ilvl="6" w:tentative="1">
+      <w:start w:val="1"/>
+      <w:numFmt w:val="decimal"/>
+      <w:lvlText w:val="%7."/>
+      <w:lvlJc w:val="left"/>
+      <w:pPr>
+        <w:tabs>
+          <w:tab w:val="num" w:pos="5040"/>
+        </w:tabs>
+        <w:ind w:left="5040" w:hanging="360"/>
+      </w:pPr>
+    </w:lvl>
+    <w:lvl w:ilvl="7" w:tentative="1">
+      <w:start w:val="1"/>
+      <w:numFmt w:val="decimal"/>
+      <w:lvlText w:val="%8."/>
+      <w:lvlJc w:val="left"/>
+      <w:pPr>
+        <w:tabs>
+          <w:tab w:val="num" w:pos="5760"/>
+        </w:tabs>
+        <w:ind w:left="5760" w:hanging="360"/>
+      </w:pPr>
+    </w:lvl>
+    <w:lvl w:ilvl="8" w:tentative="1">
+      <w:start w:val="1"/>
+      <w:numFmt w:val="decimal"/>
+      <w:lvlText w:val="%9."/>
+      <w:lvlJc w:val="left"/>
+      <w:pPr>
+        <w:tabs>
+          <w:tab w:val="num" w:pos="6480"/>
+        </w:tabs>
+        <w:ind w:left="6480" w:hanging="360"/>
+      </w:pPr>
+    </w:lvl>
+  </w:abstractNum>
+  <w:abstractNum w:abstractNumId="1" w15:restartNumberingAfterBreak="0">
     <w:nsid w:val="3F850346"/>
     <w:multiLevelType w:val="multilevel"/>
     <w:tmpl w:val="84EA6332"/>
@@ -698,7 +1116,7 @@
       </w:pPr>
     </w:lvl>
   </w:abstractNum>
-  <w:abstractNum w:abstractNumId="1" w15:restartNumberingAfterBreak="0">
+  <w:abstractNum w:abstractNumId="2" w15:restartNumberingAfterBreak="0">
     <w:nsid w:val="55235A2D"/>
     <w:multiLevelType w:val="multilevel"/>
     <w:tmpl w:val="60A88DC6"/>
@@ -816,9 +1234,12 @@
     </w:lvl>
   </w:abstractNum>
   <w:num w:numId="1" w16cid:durableId="708798282">
+    <w:abstractNumId w:val="2"/>
+  </w:num>
+  <w:num w:numId="2" w16cid:durableId="1726759906">
     <w:abstractNumId w:val="1"/>
   </w:num>
-  <w:num w:numId="2" w16cid:durableId="1726759906">
+  <w:num w:numId="3" w16cid:durableId="585574704">
     <w:abstractNumId w:val="0"/>
   </w:num>
 </w:numbering>
